--- a/downloads/intro-transcript-outro/36_E23.docx
+++ b/downloads/intro-transcript-outro/36_E23.docx
@@ -34,7 +34,23 @@
         <w:rPr>
           <w:color w:val="2EAF7D"/>
         </w:rPr>
-        <w:t xml:space="preserve">Rémi : NDA, PI, contrat. Avant d’échanger des résultats, on cadre ce qui est secret, ce qui appartient à qui, et ce qui pourra être publié.</w:t>
+        <w:t xml:space="preserve">Vous savez déclarer, protéger, contracter. Rémi le ramène à la collaboration industrielle : NDA, PI, publication.</w:t>
+      </w:r>
+    </w:p>
+    <w:p>
+      <w:r>
+        <w:rPr>
+          <w:color w:val="2EAF7D"/>
+        </w:rPr>
+        <w:t xml:space="preserve">Avant d’échanger un résultat, on cadre ce qui est secret, ce qui appartient à qui, ce qui pourra paraître.</w:t>
+      </w:r>
+    </w:p>
+    <w:p>
+      <w:r>
+        <w:rPr>
+          <w:color w:val="2EAF7D"/>
+        </w:rPr>
+        <w:t xml:space="preserve">C’est Stéphanie plus Soizic, à la table du partenaire.</w:t>
       </w:r>
     </w:p>
     <w:p>
@@ -496,7 +512,15 @@
         <w:rPr>
           <w:color w:val="F48C2E"/>
         </w:rPr>
-        <w:t xml:space="preserve">Sans ces trois verrous, la collaboration industrielle recopie le laboratoire sans le protéger.</w:t>
+        <w:t xml:space="preserve">Sans ces trois verrous, la collaboration recopie le laboratoire sans le protéger.</w:t>
+      </w:r>
+    </w:p>
+    <w:p>
+      <w:r>
+        <w:rPr>
+          <w:color w:val="F48C2E"/>
+        </w:rPr>
+        <w:t xml:space="preserve">Nelly clôt le grain : les dispositifs — ce qu’ils donnent, ce qu’ils exigent. Ils ne remplacent pas le projet : problème, PI, équipe. Tout le parcours, en somme.</w:t>
       </w:r>
     </w:p>
     <w:sectPr>
